--- a/public/assets/files/niestacjonarne/PTT.docx
+++ b/public/assets/files/niestacjonarne/PTT.docx
@@ -523,6 +523,7 @@
                 <w:i w:val="0"/>
                 <w:sz w:val="22"/>
               </w:rPr>
+              <w:t>I</w:t>
             </w:r>
           </w:p>
         </w:tc>
@@ -560,6 +561,7 @@
                 <w:i w:val="0"/>
                 <w:sz w:val="22"/>
               </w:rPr>
+              <w:t>specjalizacyjny</w:t>
             </w:r>
           </w:p>
         </w:tc>

--- a/public/assets/files/niestacjonarne/PTT.docx
+++ b/public/assets/files/niestacjonarne/PTT.docx
@@ -681,12 +681,22 @@
         <w:tblW w:w="5000" w:type="pct"/>
       </w:tblPr>
       <w:tblGrid>
-        <w:gridCol w:w="9972"/>
+        <w:gridCol w:w="997"/>
+        <w:gridCol w:w="997"/>
+        <w:gridCol w:w="997"/>
+        <w:gridCol w:w="997"/>
+        <w:gridCol w:w="997"/>
+        <w:gridCol w:w="997"/>
+        <w:gridCol w:w="997"/>
+        <w:gridCol w:w="997"/>
+        <w:gridCol w:w="997"/>
+        <w:gridCol w:w="997"/>
       </w:tblGrid>
       <w:tr>
         <w:tc>
           <w:tcPr>
-            <w:tcW w:type="dxa" w:w="9972"/>
+            <w:tcW w:type="dxa" w:w="9970"/>
+            <w:gridSpan w:val="10"/>
             <w:shd w:val="clear" w:color="auto" w:fill="D9D9D9"/>
           </w:tcPr>
           <w:p>
@@ -705,31 +715,34 @@
           </w:p>
         </w:tc>
       </w:tr>
-    </w:tbl>
-    <w:tbl>
-      <w:tblPr>
-        <w:tblW w:type="auto" w:w="0"/>
-        <w:tblLook w:firstColumn="1" w:firstRow="1" w:lastColumn="0" w:lastRow="0" w:noHBand="0" w:noVBand="1" w:val="04A0"/>
-        <w:tblBorders>
-          <w:top w:val="single" w:sz="4" w:space="0" w:color="000000"/>
-          <w:left w:val="single" w:sz="4" w:space="0" w:color="000000"/>
-          <w:bottom w:val="single" w:sz="4" w:space="0" w:color="000000"/>
-          <w:right w:val="single" w:sz="4" w:space="0" w:color="000000"/>
-          <w:insideH w:val="single" w:sz="4" w:space="0" w:color="000000"/>
-          <w:insideV w:val="single" w:sz="4" w:space="0" w:color="000000"/>
-        </w:tblBorders>
-        <w:tblW w:w="5000" w:type="pct"/>
-      </w:tblPr>
-      <w:tblGrid>
-        <w:gridCol w:w="2493"/>
-        <w:gridCol w:w="2493"/>
-        <w:gridCol w:w="2493"/>
-        <w:gridCol w:w="2493"/>
-      </w:tblGrid>
       <w:tr>
         <w:tc>
           <w:tcPr>
-            <w:tcW w:type="dxa" w:w="2493"/>
+            <w:tcW w:type="dxa" w:w="9970"/>
+            <w:gridSpan w:val="10"/>
+            <w:shd w:val="clear" w:color="auto" w:fill="D9D9D9"/>
+          </w:tcPr>
+          <w:p>
+            <w:pPr>
+              <w:spacing w:before="20" w:after="20"/>
+            </w:pPr>
+            <w:r>
+              <w:rPr>
+                <w:rFonts w:ascii="Aptos" w:hAnsi="Aptos"/>
+                <w:b w:val="0"/>
+                <w:i w:val="0"/>
+                <w:sz w:val="16"/>
+              </w:rPr>
+              <w:t>Wymiar godzinowy (liczba godzin w semestrze)</w:t>
+            </w:r>
+          </w:p>
+        </w:tc>
+      </w:tr>
+      <w:tr>
+        <w:tc>
+          <w:tcPr>
+            <w:tcW w:type="dxa" w:w="1994"/>
+            <w:gridSpan w:val="2"/>
             <w:shd w:val="clear" w:color="auto" w:fill="D9D9D9"/>
           </w:tcPr>
           <w:p>
@@ -749,7 +762,8 @@
         </w:tc>
         <w:tc>
           <w:tcPr>
-            <w:tcW w:type="dxa" w:w="2493"/>
+            <w:tcW w:type="dxa" w:w="2991"/>
+            <w:gridSpan w:val="3"/>
             <w:shd w:val="clear" w:color="auto" w:fill="D9D9D9"/>
           </w:tcPr>
           <w:p>
@@ -769,7 +783,8 @@
         </w:tc>
         <w:tc>
           <w:tcPr>
-            <w:tcW w:type="dxa" w:w="2493"/>
+            <w:tcW w:type="dxa" w:w="2991"/>
+            <w:gridSpan w:val="3"/>
             <w:shd w:val="clear" w:color="auto" w:fill="D9D9D9"/>
           </w:tcPr>
           <w:p>
@@ -789,7 +804,8 @@
         </w:tc>
         <w:tc>
           <w:tcPr>
-            <w:tcW w:type="dxa" w:w="2493"/>
+            <w:tcW w:type="dxa" w:w="1994"/>
+            <w:gridSpan w:val="2"/>
             <w:shd w:val="clear" w:color="auto" w:fill="D9D9D9"/>
           </w:tcPr>
           <w:p>
@@ -811,7 +827,8 @@
       <w:tr>
         <w:tc>
           <w:tcPr>
-            <w:tcW w:type="dxa" w:w="2493"/>
+            <w:tcW w:type="dxa" w:w="1994"/>
+            <w:gridSpan w:val="2"/>
           </w:tcPr>
           <w:p>
             <w:pPr>
@@ -830,7 +847,8 @@
         </w:tc>
         <w:tc>
           <w:tcPr>
-            <w:tcW w:type="dxa" w:w="2493"/>
+            <w:tcW w:type="dxa" w:w="2991"/>
+            <w:gridSpan w:val="3"/>
           </w:tcPr>
           <w:p>
             <w:pPr>
@@ -849,7 +867,8 @@
         </w:tc>
         <w:tc>
           <w:tcPr>
-            <w:tcW w:type="dxa" w:w="2493"/>
+            <w:tcW w:type="dxa" w:w="2991"/>
+            <w:gridSpan w:val="3"/>
           </w:tcPr>
           <w:p>
             <w:pPr>
@@ -868,7 +887,8 @@
         </w:tc>
         <w:tc>
           <w:tcPr>
-            <w:tcW w:type="dxa" w:w="2493"/>
+            <w:tcW w:type="dxa" w:w="1994"/>
+            <w:gridSpan w:val="2"/>
           </w:tcPr>
           <w:p>
             <w:pPr>
@@ -886,30 +906,34 @@
           </w:p>
         </w:tc>
       </w:tr>
-    </w:tbl>
-    <w:tbl>
-      <w:tblPr>
-        <w:tblW w:type="auto" w:w="0"/>
-        <w:tblLook w:firstColumn="1" w:firstRow="1" w:lastColumn="0" w:lastRow="0" w:noHBand="0" w:noVBand="1" w:val="04A0"/>
-        <w:tblBorders>
-          <w:top w:val="single" w:sz="4" w:space="0" w:color="000000"/>
-          <w:left w:val="single" w:sz="4" w:space="0" w:color="000000"/>
-          <w:bottom w:val="single" w:sz="4" w:space="0" w:color="000000"/>
-          <w:right w:val="single" w:sz="4" w:space="0" w:color="000000"/>
-          <w:insideH w:val="single" w:sz="4" w:space="0" w:color="000000"/>
-          <w:insideV w:val="single" w:sz="4" w:space="0" w:color="000000"/>
-        </w:tblBorders>
-        <w:tblW w:w="5000" w:type="pct"/>
-      </w:tblPr>
-      <w:tblGrid>
-        <w:gridCol w:w="3324"/>
-        <w:gridCol w:w="3324"/>
-        <w:gridCol w:w="3324"/>
-      </w:tblGrid>
       <w:tr>
         <w:tc>
           <w:tcPr>
-            <w:tcW w:type="dxa" w:w="3324"/>
+            <w:tcW w:type="dxa" w:w="9970"/>
+            <w:gridSpan w:val="10"/>
+            <w:shd w:val="clear" w:color="auto" w:fill="D9D9D9"/>
+          </w:tcPr>
+          <w:p>
+            <w:pPr>
+              <w:spacing w:before="20" w:after="20"/>
+            </w:pPr>
+            <w:r>
+              <w:rPr>
+                <w:rFonts w:ascii="Aptos" w:hAnsi="Aptos"/>
+                <w:b/>
+                <w:i w:val="0"/>
+                <w:sz w:val="22"/>
+              </w:rPr>
+              <w:t>Bilans ECTS</w:t>
+            </w:r>
+          </w:p>
+        </w:tc>
+      </w:tr>
+      <w:tr>
+        <w:tc>
+          <w:tcPr>
+            <w:tcW w:type="dxa" w:w="4985"/>
+            <w:gridSpan w:val="5"/>
             <w:shd w:val="clear" w:color="auto" w:fill="D9D9D9"/>
           </w:tcPr>
           <w:p>
@@ -929,7 +953,8 @@
         </w:tc>
         <w:tc>
           <w:tcPr>
-            <w:tcW w:type="dxa" w:w="3324"/>
+            <w:tcW w:type="dxa" w:w="2991"/>
+            <w:gridSpan w:val="3"/>
             <w:shd w:val="clear" w:color="auto" w:fill="D9D9D9"/>
           </w:tcPr>
           <w:p>
@@ -949,7 +974,8 @@
         </w:tc>
         <w:tc>
           <w:tcPr>
-            <w:tcW w:type="dxa" w:w="3324"/>
+            <w:tcW w:type="dxa" w:w="1994"/>
+            <w:gridSpan w:val="2"/>
             <w:shd w:val="clear" w:color="auto" w:fill="D9D9D9"/>
           </w:tcPr>
           <w:p>
@@ -971,7 +997,8 @@
       <w:tr>
         <w:tc>
           <w:tcPr>
-            <w:tcW w:type="dxa" w:w="3324"/>
+            <w:tcW w:type="dxa" w:w="4985"/>
+            <w:gridSpan w:val="5"/>
           </w:tcPr>
           <w:p>
             <w:pPr>
@@ -990,7 +1017,8 @@
         </w:tc>
         <w:tc>
           <w:tcPr>
-            <w:tcW w:type="dxa" w:w="3324"/>
+            <w:tcW w:type="dxa" w:w="2991"/>
+            <w:gridSpan w:val="3"/>
           </w:tcPr>
           <w:p>
             <w:pPr>
@@ -1009,7 +1037,8 @@
         </w:tc>
         <w:tc>
           <w:tcPr>
-            <w:tcW w:type="dxa" w:w="3324"/>
+            <w:tcW w:type="dxa" w:w="1994"/>
+            <w:gridSpan w:val="2"/>
           </w:tcPr>
           <w:p>
             <w:pPr>
@@ -1030,7 +1059,8 @@
       <w:tr>
         <w:tc>
           <w:tcPr>
-            <w:tcW w:type="dxa" w:w="3324"/>
+            <w:tcW w:type="dxa" w:w="4985"/>
+            <w:gridSpan w:val="5"/>
           </w:tcPr>
           <w:p>
             <w:pPr>
@@ -1049,7 +1079,8 @@
         </w:tc>
         <w:tc>
           <w:tcPr>
-            <w:tcW w:type="dxa" w:w="3324"/>
+            <w:tcW w:type="dxa" w:w="2991"/>
+            <w:gridSpan w:val="3"/>
           </w:tcPr>
           <w:p>
             <w:pPr>
@@ -1068,7 +1099,8 @@
         </w:tc>
         <w:tc>
           <w:tcPr>
-            <w:tcW w:type="dxa" w:w="3324"/>
+            <w:tcW w:type="dxa" w:w="1994"/>
+            <w:gridSpan w:val="2"/>
           </w:tcPr>
           <w:p>
             <w:pPr>
@@ -1089,7 +1121,29 @@
       <w:tr>
         <w:tc>
           <w:tcPr>
-            <w:tcW w:type="dxa" w:w="3324"/>
+            <w:tcW w:type="dxa" w:w="4985"/>
+            <w:gridSpan w:val="5"/>
+            <w:shd w:val="clear" w:color="auto" w:fill="D9D9D9"/>
+          </w:tcPr>
+          <w:p>
+            <w:pPr>
+              <w:spacing w:before="20" w:after="20"/>
+            </w:pPr>
+            <w:r>
+              <w:rPr>
+                <w:rFonts w:ascii="Aptos" w:hAnsi="Aptos"/>
+                <w:b/>
+                <w:i w:val="0"/>
+                <w:sz w:val="16"/>
+              </w:rPr>
+              <w:t>Opis samodzielnej pracy studenta</w:t>
+            </w:r>
+          </w:p>
+        </w:tc>
+        <w:tc>
+          <w:tcPr>
+            <w:tcW w:type="dxa" w:w="4985"/>
+            <w:gridSpan w:val="5"/>
           </w:tcPr>
           <w:p>
             <w:pPr>
@@ -1102,45 +1156,6 @@
                 <w:i w:val="0"/>
                 <w:sz w:val="22"/>
               </w:rPr>
-              <w:t>Suma</w:t>
-            </w:r>
-          </w:p>
-        </w:tc>
-        <w:tc>
-          <w:tcPr>
-            <w:tcW w:type="dxa" w:w="3324"/>
-          </w:tcPr>
-          <w:p>
-            <w:pPr>
-              <w:spacing w:before="20" w:after="20"/>
-            </w:pPr>
-            <w:r>
-              <w:rPr>
-                <w:rFonts w:ascii="Aptos" w:hAnsi="Aptos"/>
-                <w:b w:val="0"/>
-                <w:i w:val="0"/>
-                <w:sz w:val="22"/>
-              </w:rPr>
-              <w:t>125</w:t>
-            </w:r>
-          </w:p>
-        </w:tc>
-        <w:tc>
-          <w:tcPr>
-            <w:tcW w:type="dxa" w:w="3324"/>
-          </w:tcPr>
-          <w:p>
-            <w:pPr>
-              <w:spacing w:before="20" w:after="20"/>
-            </w:pPr>
-            <w:r>
-              <w:rPr>
-                <w:rFonts w:ascii="Aptos" w:hAnsi="Aptos"/>
-                <w:b w:val="0"/>
-                <w:i w:val="0"/>
-                <w:sz w:val="22"/>
-              </w:rPr>
-              <w:t>5</w:t>
             </w:r>
           </w:p>
         </w:tc>
@@ -1863,14 +1878,14 @@
         <w:tblW w:w="5000" w:type="pct"/>
       </w:tblPr>
       <w:tblGrid>
-        <w:gridCol w:w="3324"/>
-        <w:gridCol w:w="3324"/>
-        <w:gridCol w:w="3324"/>
+        <w:gridCol w:w="680"/>
+        <w:gridCol w:w="4536"/>
+        <w:gridCol w:w="4252"/>
       </w:tblGrid>
       <w:tr>
         <w:tc>
           <w:tcPr>
-            <w:tcW w:type="dxa" w:w="9972"/>
+            <w:tcW w:type="dxa" w:w="9468"/>
             <w:gridSpan w:val="3"/>
             <w:shd w:val="clear" w:color="auto" w:fill="D9D9D9"/>
           </w:tcPr>
@@ -1893,7 +1908,7 @@
       <w:tr>
         <w:tc>
           <w:tcPr>
-            <w:tcW w:type="dxa" w:w="3324"/>
+            <w:tcW w:type="dxa" w:w="680"/>
             <w:shd w:val="clear" w:color="auto" w:fill="D9D9D9"/>
           </w:tcPr>
           <w:p>
@@ -1913,7 +1928,7 @@
         </w:tc>
         <w:tc>
           <w:tcPr>
-            <w:tcW w:type="dxa" w:w="3324"/>
+            <w:tcW w:type="dxa" w:w="4536"/>
             <w:shd w:val="clear" w:color="auto" w:fill="D9D9D9"/>
           </w:tcPr>
           <w:p>
@@ -1933,7 +1948,7 @@
         </w:tc>
         <w:tc>
           <w:tcPr>
-            <w:tcW w:type="dxa" w:w="3324"/>
+            <w:tcW w:type="dxa" w:w="4252"/>
             <w:shd w:val="clear" w:color="auto" w:fill="D9D9D9"/>
           </w:tcPr>
           <w:p>
@@ -1955,7 +1970,7 @@
       <w:tr>
         <w:tc>
           <w:tcPr>
-            <w:tcW w:type="dxa" w:w="3324"/>
+            <w:tcW w:type="dxa" w:w="680"/>
           </w:tcPr>
           <w:p>
             <w:pPr>
@@ -1974,7 +1989,7 @@
         </w:tc>
         <w:tc>
           <w:tcPr>
-            <w:tcW w:type="dxa" w:w="3324"/>
+            <w:tcW w:type="dxa" w:w="4536"/>
           </w:tcPr>
           <w:p>
             <w:pPr>
@@ -1993,7 +2008,7 @@
         </w:tc>
         <w:tc>
           <w:tcPr>
-            <w:tcW w:type="dxa" w:w="3324"/>
+            <w:tcW w:type="dxa" w:w="4252"/>
           </w:tcPr>
           <w:p>
             <w:pPr>
@@ -2013,7 +2028,7 @@
       <w:tr>
         <w:tc>
           <w:tcPr>
-            <w:tcW w:type="dxa" w:w="3324"/>
+            <w:tcW w:type="dxa" w:w="680"/>
           </w:tcPr>
           <w:p>
             <w:pPr>
@@ -2032,7 +2047,7 @@
         </w:tc>
         <w:tc>
           <w:tcPr>
-            <w:tcW w:type="dxa" w:w="3324"/>
+            <w:tcW w:type="dxa" w:w="4536"/>
           </w:tcPr>
           <w:p>
             <w:pPr>
@@ -2051,7 +2066,7 @@
         </w:tc>
         <w:tc>
           <w:tcPr>
-            <w:tcW w:type="dxa" w:w="3324"/>
+            <w:tcW w:type="dxa" w:w="4252"/>
           </w:tcPr>
           <w:p>
             <w:pPr>
@@ -2071,7 +2086,7 @@
       <w:tr>
         <w:tc>
           <w:tcPr>
-            <w:tcW w:type="dxa" w:w="3324"/>
+            <w:tcW w:type="dxa" w:w="680"/>
           </w:tcPr>
           <w:p>
             <w:pPr>
@@ -2090,7 +2105,7 @@
         </w:tc>
         <w:tc>
           <w:tcPr>
-            <w:tcW w:type="dxa" w:w="3324"/>
+            <w:tcW w:type="dxa" w:w="4536"/>
           </w:tcPr>
           <w:p>
             <w:pPr>
@@ -2109,7 +2124,7 @@
         </w:tc>
         <w:tc>
           <w:tcPr>
-            <w:tcW w:type="dxa" w:w="3324"/>
+            <w:tcW w:type="dxa" w:w="4252"/>
           </w:tcPr>
           <w:p>
             <w:pPr>
@@ -2129,7 +2144,7 @@
       <w:tr>
         <w:tc>
           <w:tcPr>
-            <w:tcW w:type="dxa" w:w="3324"/>
+            <w:tcW w:type="dxa" w:w="680"/>
           </w:tcPr>
           <w:p>
             <w:pPr>
@@ -2148,7 +2163,7 @@
         </w:tc>
         <w:tc>
           <w:tcPr>
-            <w:tcW w:type="dxa" w:w="3324"/>
+            <w:tcW w:type="dxa" w:w="4536"/>
           </w:tcPr>
           <w:p>
             <w:pPr>
@@ -2167,7 +2182,7 @@
         </w:tc>
         <w:tc>
           <w:tcPr>
-            <w:tcW w:type="dxa" w:w="3324"/>
+            <w:tcW w:type="dxa" w:w="4252"/>
           </w:tcPr>
           <w:p>
             <w:pPr>
@@ -2187,7 +2202,7 @@
       <w:tr>
         <w:tc>
           <w:tcPr>
-            <w:tcW w:type="dxa" w:w="3324"/>
+            <w:tcW w:type="dxa" w:w="680"/>
           </w:tcPr>
           <w:p>
             <w:pPr>
@@ -2206,7 +2221,7 @@
         </w:tc>
         <w:tc>
           <w:tcPr>
-            <w:tcW w:type="dxa" w:w="3324"/>
+            <w:tcW w:type="dxa" w:w="4536"/>
           </w:tcPr>
           <w:p>
             <w:pPr>
@@ -2225,7 +2240,7 @@
         </w:tc>
         <w:tc>
           <w:tcPr>
-            <w:tcW w:type="dxa" w:w="3324"/>
+            <w:tcW w:type="dxa" w:w="4252"/>
           </w:tcPr>
           <w:p>
             <w:pPr>
@@ -2245,7 +2260,7 @@
       <w:tr>
         <w:tc>
           <w:tcPr>
-            <w:tcW w:type="dxa" w:w="3324"/>
+            <w:tcW w:type="dxa" w:w="680"/>
           </w:tcPr>
           <w:p>
             <w:pPr>
@@ -2264,7 +2279,7 @@
         </w:tc>
         <w:tc>
           <w:tcPr>
-            <w:tcW w:type="dxa" w:w="3324"/>
+            <w:tcW w:type="dxa" w:w="4536"/>
           </w:tcPr>
           <w:p>
             <w:pPr>
@@ -2283,7 +2298,7 @@
         </w:tc>
         <w:tc>
           <w:tcPr>
-            <w:tcW w:type="dxa" w:w="3324"/>
+            <w:tcW w:type="dxa" w:w="4252"/>
           </w:tcPr>
           <w:p>
             <w:pPr>
@@ -2303,7 +2318,7 @@
       <w:tr>
         <w:tc>
           <w:tcPr>
-            <w:tcW w:type="dxa" w:w="3324"/>
+            <w:tcW w:type="dxa" w:w="680"/>
           </w:tcPr>
           <w:p>
             <w:pPr>
@@ -2322,7 +2337,7 @@
         </w:tc>
         <w:tc>
           <w:tcPr>
-            <w:tcW w:type="dxa" w:w="3324"/>
+            <w:tcW w:type="dxa" w:w="4536"/>
           </w:tcPr>
           <w:p>
             <w:pPr>
@@ -2341,7 +2356,7 @@
         </w:tc>
         <w:tc>
           <w:tcPr>
-            <w:tcW w:type="dxa" w:w="3324"/>
+            <w:tcW w:type="dxa" w:w="4252"/>
           </w:tcPr>
           <w:p>
             <w:pPr>
@@ -2361,7 +2376,7 @@
       <w:tr>
         <w:tc>
           <w:tcPr>
-            <w:tcW w:type="dxa" w:w="3324"/>
+            <w:tcW w:type="dxa" w:w="680"/>
           </w:tcPr>
           <w:p>
             <w:pPr>
@@ -2380,7 +2395,7 @@
         </w:tc>
         <w:tc>
           <w:tcPr>
-            <w:tcW w:type="dxa" w:w="3324"/>
+            <w:tcW w:type="dxa" w:w="4536"/>
           </w:tcPr>
           <w:p>
             <w:pPr>
@@ -2399,7 +2414,7 @@
         </w:tc>
         <w:tc>
           <w:tcPr>
-            <w:tcW w:type="dxa" w:w="3324"/>
+            <w:tcW w:type="dxa" w:w="4252"/>
           </w:tcPr>
           <w:p>
             <w:pPr>
@@ -2419,7 +2434,7 @@
       <w:tr>
         <w:tc>
           <w:tcPr>
-            <w:tcW w:type="dxa" w:w="3324"/>
+            <w:tcW w:type="dxa" w:w="680"/>
           </w:tcPr>
           <w:p>
             <w:pPr>
@@ -2438,7 +2453,7 @@
         </w:tc>
         <w:tc>
           <w:tcPr>
-            <w:tcW w:type="dxa" w:w="3324"/>
+            <w:tcW w:type="dxa" w:w="4536"/>
           </w:tcPr>
           <w:p>
             <w:pPr>
@@ -2457,7 +2472,7 @@
         </w:tc>
         <w:tc>
           <w:tcPr>
-            <w:tcW w:type="dxa" w:w="3324"/>
+            <w:tcW w:type="dxa" w:w="4252"/>
           </w:tcPr>
           <w:p>
             <w:pPr>
@@ -2477,7 +2492,7 @@
       <w:tr>
         <w:tc>
           <w:tcPr>
-            <w:tcW w:type="dxa" w:w="3324"/>
+            <w:tcW w:type="dxa" w:w="680"/>
           </w:tcPr>
           <w:p>
             <w:pPr>
@@ -2496,7 +2511,7 @@
         </w:tc>
         <w:tc>
           <w:tcPr>
-            <w:tcW w:type="dxa" w:w="3324"/>
+            <w:tcW w:type="dxa" w:w="4536"/>
           </w:tcPr>
           <w:p>
             <w:pPr>
@@ -2515,7 +2530,7 @@
         </w:tc>
         <w:tc>
           <w:tcPr>
-            <w:tcW w:type="dxa" w:w="3324"/>
+            <w:tcW w:type="dxa" w:w="4252"/>
           </w:tcPr>
           <w:p>
             <w:pPr>
@@ -2535,7 +2550,7 @@
       <w:tr>
         <w:tc>
           <w:tcPr>
-            <w:tcW w:type="dxa" w:w="3324"/>
+            <w:tcW w:type="dxa" w:w="680"/>
           </w:tcPr>
           <w:p>
             <w:pPr>
@@ -2554,7 +2569,7 @@
         </w:tc>
         <w:tc>
           <w:tcPr>
-            <w:tcW w:type="dxa" w:w="3324"/>
+            <w:tcW w:type="dxa" w:w="4536"/>
           </w:tcPr>
           <w:p>
             <w:pPr>
@@ -2573,7 +2588,7 @@
         </w:tc>
         <w:tc>
           <w:tcPr>
-            <w:tcW w:type="dxa" w:w="3324"/>
+            <w:tcW w:type="dxa" w:w="4252"/>
           </w:tcPr>
           <w:p>
             <w:pPr>
@@ -2593,7 +2608,7 @@
       <w:tr>
         <w:tc>
           <w:tcPr>
-            <w:tcW w:type="dxa" w:w="3324"/>
+            <w:tcW w:type="dxa" w:w="680"/>
           </w:tcPr>
           <w:p>
             <w:pPr>
@@ -2612,7 +2627,7 @@
         </w:tc>
         <w:tc>
           <w:tcPr>
-            <w:tcW w:type="dxa" w:w="3324"/>
+            <w:tcW w:type="dxa" w:w="4536"/>
           </w:tcPr>
           <w:p>
             <w:pPr>
@@ -2631,7 +2646,7 @@
         </w:tc>
         <w:tc>
           <w:tcPr>
-            <w:tcW w:type="dxa" w:w="3324"/>
+            <w:tcW w:type="dxa" w:w="4252"/>
           </w:tcPr>
           <w:p>
             <w:pPr>
@@ -2651,7 +2666,7 @@
       <w:tr>
         <w:tc>
           <w:tcPr>
-            <w:tcW w:type="dxa" w:w="3324"/>
+            <w:tcW w:type="dxa" w:w="680"/>
           </w:tcPr>
           <w:p>
             <w:pPr>
@@ -2670,7 +2685,7 @@
         </w:tc>
         <w:tc>
           <w:tcPr>
-            <w:tcW w:type="dxa" w:w="3324"/>
+            <w:tcW w:type="dxa" w:w="4536"/>
           </w:tcPr>
           <w:p>
             <w:pPr>
@@ -2689,7 +2704,7 @@
         </w:tc>
         <w:tc>
           <w:tcPr>
-            <w:tcW w:type="dxa" w:w="3324"/>
+            <w:tcW w:type="dxa" w:w="4252"/>
           </w:tcPr>
           <w:p>
             <w:pPr>
@@ -3049,6 +3064,7 @@
                 <w:i w:val="0"/>
                 <w:sz w:val="22"/>
               </w:rPr>
+              <w:t>2 projekty składające sią na 100% oceny</w:t>
             </w:r>
           </w:p>
         </w:tc>
@@ -3107,6 +3123,7 @@
                 <w:i w:val="0"/>
                 <w:sz w:val="22"/>
               </w:rPr>
+              <w:t>2 projekty składające sią na 100% oceny</w:t>
             </w:r>
           </w:p>
         </w:tc>
@@ -3270,6 +3287,7 @@
                 <w:i w:val="0"/>
                 <w:sz w:val="22"/>
               </w:rPr>
+              <w:t>2 projekty składające sią na 100% oceny</w:t>
             </w:r>
           </w:p>
         </w:tc>
@@ -3327,6 +3345,7 @@
                 <w:i w:val="0"/>
                 <w:sz w:val="22"/>
               </w:rPr>
+              <w:t>2 projekty składające sią na 100% oceny</w:t>
             </w:r>
           </w:p>
         </w:tc>
@@ -3490,6 +3509,7 @@
                 <w:i w:val="0"/>
                 <w:sz w:val="22"/>
               </w:rPr>
+              <w:t>2 projekty składające sią na 100% oceny</w:t>
             </w:r>
           </w:p>
         </w:tc>
@@ -3547,6 +3567,7 @@
                 <w:i w:val="0"/>
                 <w:sz w:val="22"/>
               </w:rPr>
+              <w:t>2 projekty składające sią na 100% oceny</w:t>
             </w:r>
           </w:p>
         </w:tc>
@@ -3652,62 +3673,6 @@
                 <w:sz w:val="16"/>
               </w:rPr>
               <w:t>Wyposażenie specjalistyczne konieczne do realizacji przedmiotu</w:t>
-            </w:r>
-          </w:p>
-        </w:tc>
-      </w:tr>
-      <w:tr>
-        <w:tc>
-          <w:tcPr>
-            <w:tcW w:type="dxa" w:w="3324"/>
-          </w:tcPr>
-          <w:p>
-            <w:pPr>
-              <w:spacing w:before="20" w:after="20"/>
-            </w:pPr>
-            <w:r>
-              <w:rPr>
-                <w:rFonts w:ascii="Aptos" w:hAnsi="Aptos"/>
-                <w:b w:val="0"/>
-                <w:i w:val="0"/>
-                <w:sz w:val="22"/>
-              </w:rPr>
-            </w:r>
-          </w:p>
-        </w:tc>
-        <w:tc>
-          <w:tcPr>
-            <w:tcW w:type="dxa" w:w="3324"/>
-          </w:tcPr>
-          <w:p>
-            <w:pPr>
-              <w:spacing w:before="20" w:after="20"/>
-            </w:pPr>
-            <w:r>
-              <w:rPr>
-                <w:rFonts w:ascii="Aptos" w:hAnsi="Aptos"/>
-                <w:b w:val="0"/>
-                <w:i w:val="0"/>
-                <w:sz w:val="22"/>
-              </w:rPr>
-            </w:r>
-          </w:p>
-        </w:tc>
-        <w:tc>
-          <w:tcPr>
-            <w:tcW w:type="dxa" w:w="3324"/>
-          </w:tcPr>
-          <w:p>
-            <w:pPr>
-              <w:spacing w:before="20" w:after="20"/>
-            </w:pPr>
-            <w:r>
-              <w:rPr>
-                <w:rFonts w:ascii="Aptos" w:hAnsi="Aptos"/>
-                <w:b w:val="0"/>
-                <w:i w:val="0"/>
-                <w:sz w:val="22"/>
-              </w:rPr>
             </w:r>
           </w:p>
         </w:tc>

--- a/public/assets/files/niestacjonarne/PTT.docx
+++ b/public/assets/files/niestacjonarne/PTT.docx
@@ -1156,6 +1156,7 @@
                 <w:i w:val="0"/>
                 <w:sz w:val="22"/>
               </w:rPr>
+              <w:t>Realizacja projektów prototypowania z użyciem narzędzi (np. Figma, Arduino, platformy IoT); przygotowanie dokumentacji i prezentacji projektu końcowego.</w:t>
             </w:r>
           </w:p>
         </w:tc>
@@ -1618,9 +1619,10 @@
             <w:r>
               <w:rPr>
                 <w:rFonts w:ascii="Aptos" w:hAnsi="Aptos"/>
+                <w:b w:val="0"/>
+                <w:i w:val="0"/>
                 <w:sz w:val="22"/>
               </w:rPr>
-              <w:t>1. 2 projekty składające sią na 100% oceny</w:t>
             </w:r>
           </w:p>
         </w:tc>
@@ -1637,7 +1639,19 @@
                 <w:rFonts w:ascii="Aptos" w:hAnsi="Aptos"/>
                 <w:sz w:val="22"/>
               </w:rPr>
-              <w:t>1. 2 projekty składające sią na 100% oceny</w:t>
+              <w:t>1. ocena sporządzonego oprogramowania</w:t>
+            </w:r>
+          </w:p>
+          <w:p>
+            <w:pPr>
+              <w:spacing w:before="20" w:after="20"/>
+            </w:pPr>
+            <w:r>
+              <w:rPr>
+                <w:rFonts w:ascii="Aptos" w:hAnsi="Aptos"/>
+                <w:sz w:val="22"/>
+              </w:rPr>
+              <w:t>2. prezentacja projektu i dokumentacji</w:t>
             </w:r>
           </w:p>
         </w:tc>
@@ -3064,7 +3078,7 @@
                 <w:i w:val="0"/>
                 <w:sz w:val="22"/>
               </w:rPr>
-              <w:t>2 projekty składające sią na 100% oceny</w:t>
+              <w:t>ocena sporządzonego oprogramowania; prezentacja projektu i dokumentacji</w:t>
             </w:r>
           </w:p>
         </w:tc>
@@ -3123,7 +3137,7 @@
                 <w:i w:val="0"/>
                 <w:sz w:val="22"/>
               </w:rPr>
-              <w:t>2 projekty składające sią na 100% oceny</w:t>
+              <w:t>ocena sporządzonego oprogramowania; prezentacja projektu i dokumentacji</w:t>
             </w:r>
           </w:p>
         </w:tc>
@@ -3287,7 +3301,7 @@
                 <w:i w:val="0"/>
                 <w:sz w:val="22"/>
               </w:rPr>
-              <w:t>2 projekty składające sią na 100% oceny</w:t>
+              <w:t>ocena sporządzonego oprogramowania; prezentacja projektu i dokumentacji</w:t>
             </w:r>
           </w:p>
         </w:tc>
@@ -3345,7 +3359,7 @@
                 <w:i w:val="0"/>
                 <w:sz w:val="22"/>
               </w:rPr>
-              <w:t>2 projekty składające sią na 100% oceny</w:t>
+              <w:t>ocena sporządzonego oprogramowania; prezentacja projektu i dokumentacji</w:t>
             </w:r>
           </w:p>
         </w:tc>
@@ -3509,7 +3523,7 @@
                 <w:i w:val="0"/>
                 <w:sz w:val="22"/>
               </w:rPr>
-              <w:t>2 projekty składające sią na 100% oceny</w:t>
+              <w:t>ocena sporządzonego oprogramowania; prezentacja projektu i dokumentacji</w:t>
             </w:r>
           </w:p>
         </w:tc>
@@ -3567,7 +3581,7 @@
                 <w:i w:val="0"/>
                 <w:sz w:val="22"/>
               </w:rPr>
-              <w:t>2 projekty składające sią na 100% oceny</w:t>
+              <w:t>ocena sporządzonego oprogramowania; prezentacja projektu i dokumentacji</w:t>
             </w:r>
           </w:p>
         </w:tc>

--- a/public/assets/files/niestacjonarne/PTT.docx
+++ b/public/assets/files/niestacjonarne/PTT.docx
@@ -144,7 +144,7 @@
                 <w:i w:val="0"/>
                 <w:sz w:val="22"/>
               </w:rPr>
-              <w:t>19.02.2026</w:t>
+              <w:t>08.03.2026</w:t>
             </w:r>
           </w:p>
         </w:tc>
@@ -599,7 +599,7 @@
                 <w:i w:val="0"/>
                 <w:sz w:val="22"/>
               </w:rPr>
-              <w:t>5</w:t>
+              <w:t>6</w:t>
             </w:r>
           </w:p>
         </w:tc>
@@ -1317,58 +1317,6 @@
                 <w:sz w:val="22"/>
               </w:rPr>
               <w:t>• Wykład z realizacją projektu</w:t>
-            </w:r>
-          </w:p>
-          <w:p>
-            <w:pPr>
-              <w:spacing w:before="20" w:after="20"/>
-            </w:pPr>
-            <w:r>
-              <w:rPr>
-                <w:rFonts w:ascii="Aptos" w:hAnsi="Aptos"/>
-                <w:b/>
-                <w:sz w:val="22"/>
-              </w:rPr>
-              <w:t>Laboratorium:</w:t>
-            </w:r>
-          </w:p>
-          <w:p>
-            <w:pPr>
-              <w:spacing w:before="20" w:after="20"/>
-            </w:pPr>
-            <w:r>
-              <w:rPr>
-                <w:rFonts w:ascii="Aptos" w:hAnsi="Aptos"/>
-                <w:b w:val="0"/>
-                <w:sz w:val="22"/>
-              </w:rPr>
-              <w:t>• Ćwiczenia obsługi oprogramowania</w:t>
-            </w:r>
-          </w:p>
-          <w:p>
-            <w:pPr>
-              <w:spacing w:before="20" w:after="20"/>
-            </w:pPr>
-            <w:r>
-              <w:rPr>
-                <w:rFonts w:ascii="Aptos" w:hAnsi="Aptos"/>
-                <w:b w:val="0"/>
-                <w:sz w:val="22"/>
-              </w:rPr>
-              <w:t>• Projektowanie modeli</w:t>
-            </w:r>
-          </w:p>
-          <w:p>
-            <w:pPr>
-              <w:spacing w:before="20" w:after="20"/>
-            </w:pPr>
-            <w:r>
-              <w:rPr>
-                <w:rFonts w:ascii="Aptos" w:hAnsi="Aptos"/>
-                <w:b w:val="0"/>
-                <w:sz w:val="22"/>
-              </w:rPr>
-              <w:t>• Warsztaty praktyczne w pracowni IoT</w:t>
             </w:r>
           </w:p>
         </w:tc>

--- a/public/assets/files/niestacjonarne/PTT.docx
+++ b/public/assets/files/niestacjonarne/PTT.docx
@@ -3026,7 +3026,6 @@
                 <w:i w:val="0"/>
                 <w:sz w:val="22"/>
               </w:rPr>
-              <w:t>ocena sporządzonego oprogramowania; prezentacja projektu i dokumentacji</w:t>
             </w:r>
           </w:p>
         </w:tc>
@@ -3085,7 +3084,6 @@
                 <w:i w:val="0"/>
                 <w:sz w:val="22"/>
               </w:rPr>
-              <w:t>ocena sporządzonego oprogramowania; prezentacja projektu i dokumentacji</w:t>
             </w:r>
           </w:p>
         </w:tc>
@@ -3211,7 +3209,7 @@
                 <w:i w:val="0"/>
                 <w:sz w:val="22"/>
               </w:rPr>
-              <w:t>K_U33</w:t>
+              <w:t>K_U23</w:t>
             </w:r>
           </w:p>
         </w:tc>
@@ -3249,7 +3247,7 @@
                 <w:i w:val="0"/>
                 <w:sz w:val="22"/>
               </w:rPr>
-              <w:t>ocena sporządzonego oprogramowania; prezentacja projektu i dokumentacji</w:t>
+              <w:t>ocena sporządzonego oprogramowania, prezentacja projektu i dokumentacji</w:t>
             </w:r>
           </w:p>
         </w:tc>
@@ -3270,6 +3268,7 @@
                 <w:i w:val="0"/>
                 <w:sz w:val="22"/>
               </w:rPr>
+              <w:t>K_U33</w:t>
             </w:r>
           </w:p>
         </w:tc>
@@ -3307,7 +3306,7 @@
                 <w:i w:val="0"/>
                 <w:sz w:val="22"/>
               </w:rPr>
-              <w:t>ocena sporządzonego oprogramowania; prezentacja projektu i dokumentacji</w:t>
+              <w:t>ocena sporządzonego oprogramowania, prezentacja projektu i dokumentacji</w:t>
             </w:r>
           </w:p>
         </w:tc>
@@ -3471,7 +3470,7 @@
                 <w:i w:val="0"/>
                 <w:sz w:val="22"/>
               </w:rPr>
-              <w:t>ocena sporządzonego oprogramowania; prezentacja projektu i dokumentacji</w:t>
+              <w:t>ocena sporządzonego oprogramowania, prezentacja projektu i dokumentacji</w:t>
             </w:r>
           </w:p>
         </w:tc>
@@ -3492,6 +3491,7 @@
                 <w:i w:val="0"/>
                 <w:sz w:val="22"/>
               </w:rPr>
+              <w:t>K_K07</w:t>
             </w:r>
           </w:p>
         </w:tc>
@@ -3529,7 +3529,7 @@
                 <w:i w:val="0"/>
                 <w:sz w:val="22"/>
               </w:rPr>
-              <w:t>ocena sporządzonego oprogramowania; prezentacja projektu i dokumentacji</w:t>
+              <w:t>ocena sporządzonego oprogramowania, prezentacja projektu i dokumentacji</w:t>
             </w:r>
           </w:p>
         </w:tc>

--- a/public/assets/files/niestacjonarne/PTT.docx
+++ b/public/assets/files/niestacjonarne/PTT.docx
@@ -1841,14 +1841,13 @@
       </w:tblPr>
       <w:tblGrid>
         <w:gridCol w:w="680"/>
-        <w:gridCol w:w="4536"/>
-        <w:gridCol w:w="4252"/>
+        <w:gridCol w:w="8788"/>
       </w:tblGrid>
       <w:tr>
         <w:tc>
           <w:tcPr>
             <w:tcW w:type="dxa" w:w="9468"/>
-            <w:gridSpan w:val="3"/>
+            <w:gridSpan w:val="2"/>
             <w:shd w:val="clear" w:color="auto" w:fill="D9D9D9"/>
           </w:tcPr>
           <w:p>
@@ -1890,7 +1889,7 @@
         </w:tc>
         <w:tc>
           <w:tcPr>
-            <w:tcW w:type="dxa" w:w="4536"/>
+            <w:tcW w:type="dxa" w:w="8788"/>
             <w:shd w:val="clear" w:color="auto" w:fill="D9D9D9"/>
           </w:tcPr>
           <w:p>
@@ -1904,27 +1903,7 @@
                 <w:i w:val="0"/>
                 <w:sz w:val="16"/>
               </w:rPr>
-              <w:t>Wykład</w:t>
-            </w:r>
-          </w:p>
-        </w:tc>
-        <w:tc>
-          <w:tcPr>
-            <w:tcW w:type="dxa" w:w="4252"/>
-            <w:shd w:val="clear" w:color="auto" w:fill="D9D9D9"/>
-          </w:tcPr>
-          <w:p>
-            <w:pPr>
-              <w:spacing w:before="20" w:after="20"/>
-            </w:pPr>
-            <w:r>
-              <w:rPr>
-                <w:rFonts w:ascii="Aptos" w:hAnsi="Aptos"/>
-                <w:b/>
-                <w:i w:val="0"/>
-                <w:sz w:val="16"/>
-              </w:rPr>
-              <w:t>Ćwiczenia / Laboratorium / Pracownia</w:t>
+              <w:t>Treści programowe</w:t>
             </w:r>
           </w:p>
         </w:tc>
@@ -1951,7 +1930,7 @@
         </w:tc>
         <w:tc>
           <w:tcPr>
-            <w:tcW w:type="dxa" w:w="4536"/>
+            <w:tcW w:type="dxa" w:w="8788"/>
           </w:tcPr>
           <w:p>
             <w:pPr>
@@ -1965,24 +1944,6 @@
                 <w:sz w:val="22"/>
               </w:rPr>
               <w:t>Rola prototypowania w IoT: iteracje, wymagania, dokumentacja, MVP sprzętowe.</w:t>
-            </w:r>
-          </w:p>
-        </w:tc>
-        <w:tc>
-          <w:tcPr>
-            <w:tcW w:type="dxa" w:w="4252"/>
-          </w:tcPr>
-          <w:p>
-            <w:pPr>
-              <w:spacing w:before="20" w:after="20"/>
-            </w:pPr>
-            <w:r>
-              <w:rPr>
-                <w:rFonts w:ascii="Aptos" w:hAnsi="Aptos"/>
-                <w:b w:val="0"/>
-                <w:i w:val="0"/>
-                <w:sz w:val="22"/>
-              </w:rPr>
             </w:r>
           </w:p>
         </w:tc>
@@ -2009,7 +1970,7 @@
         </w:tc>
         <w:tc>
           <w:tcPr>
-            <w:tcW w:type="dxa" w:w="4536"/>
+            <w:tcW w:type="dxa" w:w="8788"/>
           </w:tcPr>
           <w:p>
             <w:pPr>
@@ -2023,24 +1984,6 @@
                 <w:sz w:val="22"/>
               </w:rPr>
               <w:t>Podstawy CAD pod druk 3D (modelowanie pod obudowy, uchwyty, tolerancje, gwinty, zatrzaski).</w:t>
-            </w:r>
-          </w:p>
-        </w:tc>
-        <w:tc>
-          <w:tcPr>
-            <w:tcW w:type="dxa" w:w="4252"/>
-          </w:tcPr>
-          <w:p>
-            <w:pPr>
-              <w:spacing w:before="20" w:after="20"/>
-            </w:pPr>
-            <w:r>
-              <w:rPr>
-                <w:rFonts w:ascii="Aptos" w:hAnsi="Aptos"/>
-                <w:b w:val="0"/>
-                <w:i w:val="0"/>
-                <w:sz w:val="22"/>
-              </w:rPr>
             </w:r>
           </w:p>
         </w:tc>
@@ -2067,7 +2010,7 @@
         </w:tc>
         <w:tc>
           <w:tcPr>
-            <w:tcW w:type="dxa" w:w="4536"/>
+            <w:tcW w:type="dxa" w:w="8788"/>
           </w:tcPr>
           <w:p>
             <w:pPr>
@@ -2081,24 +2024,6 @@
                 <w:sz w:val="22"/>
               </w:rPr>
               <w:t>Technologie druku 3D (FDM/SLA – przegląd), materiały, dobór parametrów, orientacja i podpory.</w:t>
-            </w:r>
-          </w:p>
-        </w:tc>
-        <w:tc>
-          <w:tcPr>
-            <w:tcW w:type="dxa" w:w="4252"/>
-          </w:tcPr>
-          <w:p>
-            <w:pPr>
-              <w:spacing w:before="20" w:after="20"/>
-            </w:pPr>
-            <w:r>
-              <w:rPr>
-                <w:rFonts w:ascii="Aptos" w:hAnsi="Aptos"/>
-                <w:b w:val="0"/>
-                <w:i w:val="0"/>
-                <w:sz w:val="22"/>
-              </w:rPr>
             </w:r>
           </w:p>
         </w:tc>
@@ -2125,7 +2050,7 @@
         </w:tc>
         <w:tc>
           <w:tcPr>
-            <w:tcW w:type="dxa" w:w="4536"/>
+            <w:tcW w:type="dxa" w:w="8788"/>
           </w:tcPr>
           <w:p>
             <w:pPr>
@@ -2139,24 +2064,6 @@
                 <w:sz w:val="22"/>
               </w:rPr>
               <w:t>Przygotowanie do druku: slicer, testy kalibracyjne, ocena jakości, typowe defekty i ich przyczyny.</w:t>
-            </w:r>
-          </w:p>
-        </w:tc>
-        <w:tc>
-          <w:tcPr>
-            <w:tcW w:type="dxa" w:w="4252"/>
-          </w:tcPr>
-          <w:p>
-            <w:pPr>
-              <w:spacing w:before="20" w:after="20"/>
-            </w:pPr>
-            <w:r>
-              <w:rPr>
-                <w:rFonts w:ascii="Aptos" w:hAnsi="Aptos"/>
-                <w:b w:val="0"/>
-                <w:i w:val="0"/>
-                <w:sz w:val="22"/>
-              </w:rPr>
             </w:r>
           </w:p>
         </w:tc>
@@ -2183,7 +2090,7 @@
         </w:tc>
         <w:tc>
           <w:tcPr>
-            <w:tcW w:type="dxa" w:w="4536"/>
+            <w:tcW w:type="dxa" w:w="8788"/>
           </w:tcPr>
           <w:p>
             <w:pPr>
@@ -2197,24 +2104,6 @@
                 <w:sz w:val="22"/>
               </w:rPr>
               <w:t>Post-processing i montaż: insert nuts, wkręty, klejenie, wzmocnienia, prowadzenie przewodów.</w:t>
-            </w:r>
-          </w:p>
-        </w:tc>
-        <w:tc>
-          <w:tcPr>
-            <w:tcW w:type="dxa" w:w="4252"/>
-          </w:tcPr>
-          <w:p>
-            <w:pPr>
-              <w:spacing w:before="20" w:after="20"/>
-            </w:pPr>
-            <w:r>
-              <w:rPr>
-                <w:rFonts w:ascii="Aptos" w:hAnsi="Aptos"/>
-                <w:b w:val="0"/>
-                <w:i w:val="0"/>
-                <w:sz w:val="22"/>
-              </w:rPr>
             </w:r>
           </w:p>
         </w:tc>
@@ -2241,7 +2130,7 @@
         </w:tc>
         <w:tc>
           <w:tcPr>
-            <w:tcW w:type="dxa" w:w="4536"/>
+            <w:tcW w:type="dxa" w:w="8788"/>
           </w:tcPr>
           <w:p>
             <w:pPr>
@@ -2255,24 +2144,6 @@
                 <w:sz w:val="22"/>
               </w:rPr>
               <w:t>Płytki prototypowe i montaż THT/SMD: ergonomia układu, zasilanie, masa, porządek w okablowaniu.</w:t>
-            </w:r>
-          </w:p>
-        </w:tc>
-        <w:tc>
-          <w:tcPr>
-            <w:tcW w:type="dxa" w:w="4252"/>
-          </w:tcPr>
-          <w:p>
-            <w:pPr>
-              <w:spacing w:before="20" w:after="20"/>
-            </w:pPr>
-            <w:r>
-              <w:rPr>
-                <w:rFonts w:ascii="Aptos" w:hAnsi="Aptos"/>
-                <w:b w:val="0"/>
-                <w:i w:val="0"/>
-                <w:sz w:val="22"/>
-              </w:rPr>
             </w:r>
           </w:p>
         </w:tc>
@@ -2299,7 +2170,7 @@
         </w:tc>
         <w:tc>
           <w:tcPr>
-            <w:tcW w:type="dxa" w:w="4536"/>
+            <w:tcW w:type="dxa" w:w="8788"/>
           </w:tcPr>
           <w:p>
             <w:pPr>
@@ -2313,24 +2184,6 @@
                 <w:sz w:val="22"/>
               </w:rPr>
               <w:t>Lutowanie: narzędzia, techniki, BHP, naprawy i rework, podstawy pomiarów multimetrem.</w:t>
-            </w:r>
-          </w:p>
-        </w:tc>
-        <w:tc>
-          <w:tcPr>
-            <w:tcW w:type="dxa" w:w="4252"/>
-          </w:tcPr>
-          <w:p>
-            <w:pPr>
-              <w:spacing w:before="20" w:after="20"/>
-            </w:pPr>
-            <w:r>
-              <w:rPr>
-                <w:rFonts w:ascii="Aptos" w:hAnsi="Aptos"/>
-                <w:b w:val="0"/>
-                <w:i w:val="0"/>
-                <w:sz w:val="22"/>
-              </w:rPr>
             </w:r>
           </w:p>
         </w:tc>
@@ -2357,7 +2210,7 @@
         </w:tc>
         <w:tc>
           <w:tcPr>
-            <w:tcW w:type="dxa" w:w="4536"/>
+            <w:tcW w:type="dxa" w:w="8788"/>
           </w:tcPr>
           <w:p>
             <w:pPr>
@@ -2371,24 +2224,6 @@
                 <w:sz w:val="22"/>
               </w:rPr>
               <w:t>Interfejsy i peryferia w IoT: GPIO, I²C, SPI, UART, czujniki i aktuatory (serwo, silnik, przekaźnik).</w:t>
-            </w:r>
-          </w:p>
-        </w:tc>
-        <w:tc>
-          <w:tcPr>
-            <w:tcW w:type="dxa" w:w="4252"/>
-          </w:tcPr>
-          <w:p>
-            <w:pPr>
-              <w:spacing w:before="20" w:after="20"/>
-            </w:pPr>
-            <w:r>
-              <w:rPr>
-                <w:rFonts w:ascii="Aptos" w:hAnsi="Aptos"/>
-                <w:b w:val="0"/>
-                <w:i w:val="0"/>
-                <w:sz w:val="22"/>
-              </w:rPr>
             </w:r>
           </w:p>
         </w:tc>
@@ -2415,7 +2250,7 @@
         </w:tc>
         <w:tc>
           <w:tcPr>
-            <w:tcW w:type="dxa" w:w="4536"/>
+            <w:tcW w:type="dxa" w:w="8788"/>
           </w:tcPr>
           <w:p>
             <w:pPr>
@@ -2429,24 +2264,6 @@
                 <w:sz w:val="22"/>
               </w:rPr>
               <w:t>Zasilanie prototypu: USB, Li-Ion/LiPo, stabilizatory, przetwornice, pobór prądu, ochrona.</w:t>
-            </w:r>
-          </w:p>
-        </w:tc>
-        <w:tc>
-          <w:tcPr>
-            <w:tcW w:type="dxa" w:w="4252"/>
-          </w:tcPr>
-          <w:p>
-            <w:pPr>
-              <w:spacing w:before="20" w:after="20"/>
-            </w:pPr>
-            <w:r>
-              <w:rPr>
-                <w:rFonts w:ascii="Aptos" w:hAnsi="Aptos"/>
-                <w:b w:val="0"/>
-                <w:i w:val="0"/>
-                <w:sz w:val="22"/>
-              </w:rPr>
             </w:r>
           </w:p>
         </w:tc>
@@ -2473,7 +2290,7 @@
         </w:tc>
         <w:tc>
           <w:tcPr>
-            <w:tcW w:type="dxa" w:w="4536"/>
+            <w:tcW w:type="dxa" w:w="8788"/>
           </w:tcPr>
           <w:p>
             <w:pPr>
@@ -2487,24 +2304,6 @@
                 <w:sz w:val="22"/>
               </w:rPr>
               <w:t>Programowanie mikrokontrolera pod prototyp: struktura projektu, obsługa peryferiów, testy modułów.</w:t>
-            </w:r>
-          </w:p>
-        </w:tc>
-        <w:tc>
-          <w:tcPr>
-            <w:tcW w:type="dxa" w:w="4252"/>
-          </w:tcPr>
-          <w:p>
-            <w:pPr>
-              <w:spacing w:before="20" w:after="20"/>
-            </w:pPr>
-            <w:r>
-              <w:rPr>
-                <w:rFonts w:ascii="Aptos" w:hAnsi="Aptos"/>
-                <w:b w:val="0"/>
-                <w:i w:val="0"/>
-                <w:sz w:val="22"/>
-              </w:rPr>
             </w:r>
           </w:p>
         </w:tc>
@@ -2531,7 +2330,7 @@
         </w:tc>
         <w:tc>
           <w:tcPr>
-            <w:tcW w:type="dxa" w:w="4536"/>
+            <w:tcW w:type="dxa" w:w="8788"/>
           </w:tcPr>
           <w:p>
             <w:pPr>
@@ -2545,24 +2344,6 @@
                 <w:sz w:val="22"/>
               </w:rPr>
               <w:t>Komunikacja: Wi-Fi/BLE/MQTT/HTTP (w zależności od platformy), podstawy integracji z usługą/HA.</w:t>
-            </w:r>
-          </w:p>
-        </w:tc>
-        <w:tc>
-          <w:tcPr>
-            <w:tcW w:type="dxa" w:w="4252"/>
-          </w:tcPr>
-          <w:p>
-            <w:pPr>
-              <w:spacing w:before="20" w:after="20"/>
-            </w:pPr>
-            <w:r>
-              <w:rPr>
-                <w:rFonts w:ascii="Aptos" w:hAnsi="Aptos"/>
-                <w:b w:val="0"/>
-                <w:i w:val="0"/>
-                <w:sz w:val="22"/>
-              </w:rPr>
             </w:r>
           </w:p>
         </w:tc>
@@ -2589,7 +2370,7 @@
         </w:tc>
         <w:tc>
           <w:tcPr>
-            <w:tcW w:type="dxa" w:w="4536"/>
+            <w:tcW w:type="dxa" w:w="8788"/>
           </w:tcPr>
           <w:p>
             <w:pPr>
@@ -2603,24 +2384,6 @@
                 <w:sz w:val="22"/>
               </w:rPr>
               <w:t>Testowanie i diagnostyka: logowanie, pomiary, oscyloskop (opcjonalnie), checklisty uruchomieniowe.</w:t>
-            </w:r>
-          </w:p>
-        </w:tc>
-        <w:tc>
-          <w:tcPr>
-            <w:tcW w:type="dxa" w:w="4252"/>
-          </w:tcPr>
-          <w:p>
-            <w:pPr>
-              <w:spacing w:before="20" w:after="20"/>
-            </w:pPr>
-            <w:r>
-              <w:rPr>
-                <w:rFonts w:ascii="Aptos" w:hAnsi="Aptos"/>
-                <w:b w:val="0"/>
-                <w:i w:val="0"/>
-                <w:sz w:val="22"/>
-              </w:rPr>
             </w:r>
           </w:p>
         </w:tc>
@@ -2647,7 +2410,7 @@
         </w:tc>
         <w:tc>
           <w:tcPr>
-            <w:tcW w:type="dxa" w:w="4536"/>
+            <w:tcW w:type="dxa" w:w="8788"/>
           </w:tcPr>
           <w:p>
             <w:pPr>
@@ -2661,24 +2424,6 @@
                 <w:sz w:val="22"/>
               </w:rPr>
               <w:t>Projekt zespołowy: wymagania, schemat połączeń, BOM, pliki CAD, wersjonowanie i repozytorium.</w:t>
-            </w:r>
-          </w:p>
-        </w:tc>
-        <w:tc>
-          <w:tcPr>
-            <w:tcW w:type="dxa" w:w="4252"/>
-          </w:tcPr>
-          <w:p>
-            <w:pPr>
-              <w:spacing w:before="20" w:after="20"/>
-            </w:pPr>
-            <w:r>
-              <w:rPr>
-                <w:rFonts w:ascii="Aptos" w:hAnsi="Aptos"/>
-                <w:b w:val="0"/>
-                <w:i w:val="0"/>
-                <w:sz w:val="22"/>
-              </w:rPr>
             </w:r>
           </w:p>
         </w:tc>
